--- a/progress/Module_14_Capstone_Outline_Progress_Pruned_Evidence_Gate_Ravi_Bajaj.docx
+++ b/progress/Module_14_Capstone_Outline_Progress_Pruned_Evidence_Gate_Ravi_Bajaj.docx
@@ -97,7 +97,7 @@
         <w:spacing w:after="120"/>
       </w:pPr>
       <w:r>
-        <w:t>The project asks whether a pre-display evidence gate can make LLM-generated pharmacogenomic or genomic medication-alert text less likely to overstate what the cited evidence supports. The claim is deliberately modest: the study evaluates construct validity of claim discipline, not clinical outcome improvement.</w:t>
+        <w:t>The project asks whether a pre-display evidence gate can make LLM-generated pharmacogenomic or genomic medication-alert text less likely to overstate what the cited evidence supports. The claim is deliberately modest: Stage 1 evaluates specification conformance on author-designed synthetic archetypes, not clinical outcome improvement.</w:t>
       </w:r>
     </w:p>
     <w:p>
@@ -265,17 +265,8 @@
             <w:tcW w:type="dxa" w:w="3120"/>
           </w:tcPr>
           <w:p>
-            <w:pPr>
-              <w:spacing w:after="40" w:before="0"/>
-            </w:pPr>
-            <w:r/>
             <w:r>
-              <w:rPr>
-                <w:rFonts w:ascii="Calibri" w:hAnsi="Calibri"/>
-                <w:b w:val="0"/>
-                <w:sz w:val="20"/>
-              </w:rPr>
-              <w:t>Public-health contact tracing, broad infectious-disease governance, pressure-injury dashboards, and PPH monitors remain future workflows.</w:t>
+              <w:t>Other clinical workflows are outside this submission-facing paper.</w:t>
             </w:r>
           </w:p>
         </w:tc>
@@ -324,17 +315,8 @@
             <w:tcW w:type="dxa" w:w="3120"/>
           </w:tcPr>
           <w:p>
-            <w:pPr>
-              <w:spacing w:after="40" w:before="0"/>
-            </w:pPr>
-            <w:r/>
             <w:r>
-              <w:rPr>
-                <w:rFonts w:ascii="Calibri" w:hAnsi="Calibri"/>
-                <w:b w:val="0"/>
-                <w:sz w:val="20"/>
-              </w:rPr>
-              <w:t>Differential privacy, social choice, queueing, ZDDs, JL projections, Hex, and random-matrix analogies are removed from the face of the paper.</w:t>
+              <w:t>Other mathematical, privacy, and governance analogies are outside this submission-facing paper.</w:t>
             </w:r>
           </w:p>
         </w:tc>
@@ -404,17 +386,8 @@
             <w:tcW w:type="dxa" w:w="3120"/>
           </w:tcPr>
           <w:p>
-            <w:pPr>
-              <w:spacing w:after="40" w:before="0"/>
-            </w:pPr>
-            <w:r/>
             <w:r>
-              <w:rPr>
-                <w:rFonts w:ascii="Calibri" w:hAnsi="Calibri"/>
-                <w:b/>
-                <w:sz w:val="20"/>
-              </w:rPr>
-              <w:t>CRISPR</w:t>
+              <w:t>Boundary interventions</w:t>
             </w:r>
           </w:p>
         </w:tc>
@@ -423,17 +396,8 @@
             <w:tcW w:type="dxa" w:w="3120"/>
           </w:tcPr>
           <w:p>
-            <w:pPr>
-              <w:spacing w:after="40" w:before="0"/>
-            </w:pPr>
-            <w:r/>
             <w:r>
-              <w:rPr>
-                <w:rFonts w:ascii="Calibri" w:hAnsi="Calibri"/>
-                <w:b w:val="0"/>
-                <w:sz w:val="20"/>
-              </w:rPr>
-              <w:t>Included only as a boundary-case stressor: association does not imply editability or clinical benefit.</w:t>
+              <w:t>Included only as unsupported-action stressors when an association is inflated into an intervention claim.</w:t>
             </w:r>
           </w:p>
         </w:tc>
@@ -442,17 +406,8 @@
             <w:tcW w:type="dxa" w:w="3120"/>
           </w:tcPr>
           <w:p>
-            <w:pPr>
-              <w:spacing w:after="40" w:before="0"/>
-            </w:pPr>
-            <w:r/>
             <w:r>
-              <w:rPr>
-                <w:rFonts w:ascii="Calibri" w:hAnsi="Calibri"/>
-                <w:b w:val="0"/>
-                <w:sz w:val="20"/>
-              </w:rPr>
-              <w:t>No wet-lab or gene-editing intervention is proposed.</w:t>
+              <w:t>No wet-lab, gene-editing, or treatment intervention is proposed.</w:t>
             </w:r>
           </w:p>
         </w:tc>
@@ -483,7 +438,7 @@
         <w:ind w:left="360" w:hanging="216"/>
       </w:pPr>
       <w:r>
-        <w:t>Current local verification: 147 tests passed on August 2, 2026.</w:t>
+        <w:t>Current local verification: 6 focused tests pass for the standalone pruned evidence-gate evaluator.</w:t>
       </w:r>
     </w:p>
     <w:p>
@@ -493,7 +448,7 @@
         <w:ind w:left="360" w:hanging="216"/>
       </w:pPr>
       <w:r>
-        <w:t>Current stress-test summary: 30 scenarios, 30/30 matched expected controller actions.</w:t>
+        <w:t>Current specification-conformance summary: 30 author-designed scenarios matched their expected controller actions. This is not independent safety, accuracy, or generalization evidence.</w:t>
       </w:r>
     </w:p>
     <w:p>
@@ -503,7 +458,7 @@
         <w:ind w:left="360" w:hanging="216"/>
       </w:pPr>
       <w:r>
-        <w:t>Current model-selection audit: 19 candidate claim models evaluated under an information-criterion style loss that penalizes missing evidence, boundary crossings, complexity, nested dependency burden, and authority risk.</w:t>
+        <w:t>Current scope audit: the reviewer-facing package keeps one workflow, three gates, one synthetic case bank, and a Stage 2 independent-review plan.</w:t>
       </w:r>
     </w:p>
     <w:p>
@@ -513,7 +468,7 @@
         <w:ind w:left="360" w:hanging="216"/>
       </w:pPr>
       <w:r>
-        <w:t>Important limitation: these results demonstrate implementation consistency against author-designed synthetic cases. They do not yet prove independent safety, accuracy, clinical utility, or generalization.</w:t>
+        <w:t>Important limitation: these results demonstrate implementation consistency against author-designed synthetic archetypes. They do not yet prove independent safety, accuracy, clinical utility, or generalization.</w:t>
       </w:r>
     </w:p>
     <w:p>
@@ -531,7 +486,7 @@
         <w:ind w:left="360" w:hanging="216"/>
       </w:pPr>
       <w:r>
-        <w:t>Abstract: concise statement of the overclaiming problem, the pruned workflow, the three gates, and the construct-validity evaluation.</w:t>
+        <w:t>Abstract: concise statement of the overclaiming problem, the pruned workflow, the three gates, and the Stage 1 specification-conformance scaffold.</w:t>
       </w:r>
     </w:p>
     <w:p>
@@ -571,7 +526,7 @@
         <w:ind w:left="360" w:hanging="216"/>
       </w:pPr>
       <w:r>
-        <w:t>Results: report overclaim reduction, inappropriate denial, calibration, interrater agreement, and error categories. Present the existing 30/30 synthetic result only as Stage 1 implementation consistency.</w:t>
+        <w:t>Results: report overclaim reduction, inappropriate denial, calibration, interrater agreement, and error categories for Stage 2. Present the existing synthetic result only as Stage 1 specification conformance.</w:t>
       </w:r>
     </w:p>
     <w:p>

--- a/progress/Module_14_Capstone_Outline_Progress_Pruned_Evidence_Gate_Ravi_Bajaj.docx
+++ b/progress/Module_14_Capstone_Outline_Progress_Pruned_Evidence_Gate_Ravi_Bajaj.docx
@@ -438,7 +438,7 @@
         <w:ind w:left="360" w:hanging="216"/>
       </w:pPr>
       <w:r>
-        <w:t>Current local verification: 6 focused tests pass for the standalone pruned evidence-gate evaluator.</w:t>
+        <w:t>Current local verification: 7 focused tests pass for the standalone pruned evidence-gate evaluator, including a regression test that flips an expected-action label to confirm the controller output is label-independent.</w:t>
       </w:r>
     </w:p>
     <w:p>
@@ -448,7 +448,7 @@
         <w:ind w:left="360" w:hanging="216"/>
       </w:pPr>
       <w:r>
-        <w:t>Current specification-conformance summary: 30 author-designed scenarios matched their expected controller actions. This is not independent safety, accuracy, or generalization evidence.</w:t>
+        <w:t>Current specification-conformance summary: 30/30 action conformance and 28/30 primary-gate conformance on author-designed scenarios. PGX19 and PGX24 reveal citation-first gate precedence.</w:t>
       </w:r>
     </w:p>
     <w:p>
@@ -468,7 +468,7 @@
         <w:ind w:left="360" w:hanging="216"/>
       </w:pPr>
       <w:r>
-        <w:t>Important limitation: these results demonstrate implementation consistency against author-designed synthetic archetypes. They do not yet prove independent safety, accuracy, clinical utility, or generalization.</w:t>
+        <w:t>Important limitation: these results demonstrate implementation consistency against author-designed synthetic archetypes. The controller consumes structured evidence annotations and does not yet extract them from LLM text, citations, or EHR context.</w:t>
       </w:r>
     </w:p>
     <w:p>

--- a/progress/Module_14_Capstone_Outline_Progress_Pruned_Evidence_Gate_Ravi_Bajaj.docx
+++ b/progress/Module_14_Capstone_Outline_Progress_Pruned_Evidence_Gate_Ravi_Bajaj.docx
@@ -458,7 +458,7 @@
         <w:ind w:left="360" w:hanging="216"/>
       </w:pPr>
       <w:r>
-        <w:t>Current scope audit: the reviewer-facing package keeps one workflow, three gates, one synthetic case bank, and a Stage 2 independent-review plan.</w:t>
+        <w:t>Current scope audit: the package keeps one workflow, three gates, one synthetic case bank, and a future independent-review plan.</w:t>
       </w:r>
     </w:p>
     <w:p>
@@ -496,7 +496,7 @@
         <w:ind w:left="360" w:hanging="216"/>
       </w:pPr>
       <w:r>
-        <w:t>Introduction: explain why fluent medical LLM outputs can sound stronger than the evidence, connecting the course themes of surrogate endpoints, hard outcomes, clinician authority, and adoption.</w:t>
+        <w:t>Introduction: explain why fluent medical LLM outputs can sound stronger than the evidence, connecting surrogate endpoints, hard outcomes, clinician authority, fairness, and adoption.</w:t>
       </w:r>
     </w:p>
     <w:p>
@@ -552,7 +552,7 @@
         <w:spacing w:after="120"/>
       </w:pPr>
       <w:r>
-        <w:t>The final paper will replace the broad 30-scenario demonstration with a smaller independent evaluation. The planned case set will contain guideline-supported pharmacogenomic alerts, moderate or population-limited claims, unverifiable citation claims, and red-zone genomic claims such as addiction-liability or CRISPR actionability statements.</w:t>
+        <w:t>The final paper frames Stage 1 as a specification-conformance scaffold and Stage 2 as the independent evaluation needed for clinical interpretation.</w:t>
       </w:r>
     </w:p>
     <w:p>
@@ -621,7 +621,7 @@
           <w:color w:val="555555"/>
           <w:sz w:val="19"/>
         </w:rPr>
-        <w:t>Checked anchors as of August 2, 2026: CPIC/ClinPGx pharmacogenomic guideline materials; PharmGKB/ClinPGx evidence-level documentation; CDC NCHS overdose mortality data; CDC MMWR stimulant-involved overdose analysis; Bialek's biophysics text; and Alon's systems-biology design-principles text.</w:t>
+        <w:t>Checked anchors as of August 8, 2026: ML4H 2026 call and writing guidelines; CPIC/ClinPGx pharmacogenomic guideline materials; PharmGKB/ClinPGx evidence-level documentation; FDA-NIH BEST endpoint definitions; ClinVar, gnomAD, All of Us, Genome India, and Psifas/Mosaic as resource examples for variant and population-fit boundaries.</w:t>
       </w:r>
     </w:p>
     <w:sectPr>

--- a/progress/Module_14_Capstone_Outline_Progress_Pruned_Evidence_Gate_Ravi_Bajaj.docx
+++ b/progress/Module_14_Capstone_Outline_Progress_Pruned_Evidence_Gate_Ravi_Bajaj.docx
@@ -438,7 +438,7 @@
         <w:ind w:left="360" w:hanging="216"/>
       </w:pPr>
       <w:r>
-        <w:t>Current local verification: 7 focused tests pass for the standalone pruned evidence-gate evaluator, including a regression test that flips an expected-action label to confirm the controller output is label-independent.</w:t>
+        <w:t>Current local verification: 9 focused tests pass for the standalone pruned evidence-gate evaluator, including a regression test that flips an expected-action label to confirm the controller output is label-independent.</w:t>
       </w:r>
     </w:p>
     <w:p>
@@ -449,6 +449,14 @@
       </w:pPr>
       <w:r>
         <w:t>Current specification-conformance summary: 30/30 action conformance and 28/30 primary-gate conformance on author-designed scenarios. PGX19 and PGX24 reveal citation-first gate precedence.</w:t>
+      </w:r>
+    </w:p>
+    <w:p>
+      <w:pPr>
+        <w:pStyle w:val="ListBullet"/>
+      </w:pPr>
+      <w:r>
+        <w:t>One-gate ablation added: removing endpoint/actionability allows 6/20 designed overclaims through unchanged; removing citation/guideline support or population fit changes action/gate routing without allowing overclaims in this synthetic bank.</w:t>
       </w:r>
     </w:p>
     <w:p>
@@ -576,7 +584,7 @@
         <w:spacing w:after="120"/>
       </w:pPr>
       <w:r>
-        <w:t>The project no longer tries to prove a universal theory of medical AI assurance. It studies one recurring failure mode: LLMs compress weak, noisy, population-limited, or surrogate evidence into authoritative clinical language. Biophysics and systems biology remain useful background because they sharpen the distinction between measurement, mechanism, and intervention. They do not add a new branch to the methods.</w:t>
+        <w:t>The project no longer tries to prove a universal theory of medical AI assurance. It studies one recurring failure mode: LLMs compress weak, noisy, population-limited, or surrogate evidence into authoritative clinical language. That keeps the methods tied to the medication-alert workflow rather than adding another conceptual branch.</w:t>
       </w:r>
     </w:p>
     <w:p>
